--- a/docs/architecture.docx
+++ b/docs/architecture.docx
@@ -4192,7 +4192,33 @@
           <w:rFonts w:ascii="Times New Roman" w:hAnsi="Times New Roman" w:eastAsia="Batang"/>
           <w:sz w:val="22"/>
         </w:rPr>
-        <w:t xml:space="preserve"> set, new events, calls and state changes are appended to Delta tables every five minutes, from a watermark stored in PostgreSQL, so Databricks holds the full history. A crash between the Delta commit and the watermark update can append a batch twice; consumers deduplicate on </w:t>
+        <w:t xml:space="preserve"> set, new events, calls and state changes are appended to Delta tables every five minutes, from a watermark stored in PostgreSQL, so Databricks holds the full history.</w:t>
+      </w:r>
+    </w:p>
+    <w:p>
+      <w:pPr>
+        <w:spacing w:line="384" w:lineRule="auto" w:after="120"/>
+        <w:jc w:val="both"/>
+      </w:pPr>
+      <w:r>
+        <w:rPr>
+          <w:rFonts w:ascii="Times New Roman" w:hAnsi="Times New Roman" w:eastAsia="Batang"/>
+          <w:sz w:val="22"/>
+        </w:rPr>
+        <w:t>Row ids are handed out when a row is inserted, but rows commit in their own order: id 101 can be visible while id 100 is still being written. An export that took 101 would move the watermark past 100 and skip it for good. Each row therefore records when it was written, and the export stops at the first row written less than a minute ago, taking the rest next time. Calls are exported only for minutes that have ended.</w:t>
+      </w:r>
+    </w:p>
+    <w:p>
+      <w:pPr>
+        <w:spacing w:line="384" w:lineRule="auto" w:after="120"/>
+        <w:jc w:val="both"/>
+      </w:pPr>
+      <w:r>
+        <w:rPr>
+          <w:rFonts w:ascii="Times New Roman" w:hAnsi="Times New Roman" w:eastAsia="Batang"/>
+          <w:sz w:val="22"/>
+        </w:rPr>
+        <w:t xml:space="preserve">A crash between the Delta commit and the watermark update can append a batch twice; consumers deduplicate on </w:t>
       </w:r>
       <w:r>
         <w:rPr>

--- a/docs/architecture.docx
+++ b/docs/architecture.docx
@@ -2249,42 +2249,120 @@
           <w:rFonts w:ascii="Times New Roman" w:hAnsi="Times New Roman" w:eastAsia="Batang"/>
           <w:sz w:val="22"/>
         </w:rPr>
-        <w:t xml:space="preserve">Both list a folder and apply the same rules to matching files: a new, non-empty file is a success, an empty one is a problem, and a file still there after </w:t>
+        <w:t>Both list a folder and apply the same rules to matching files. Each poll's listing is remembered, file by file, and compared with the next:</w:t>
+      </w:r>
+    </w:p>
+    <w:p>
+      <w:pPr>
+        <w:pStyle w:val="ListBullet"/>
+        <w:spacing w:line="384" w:lineRule="auto" w:after="120"/>
+      </w:pPr>
+      <w:r>
+        <w:rPr>
+          <w:rFonts w:ascii="Times New Roman" w:hAnsi="Times New Roman" w:eastAsia="Batang"/>
+          <w:sz w:val="22"/>
+        </w:rPr>
+        <w:t>A file counts as arrived once it is unchanged, same size and modified time, on two polls in</w:t>
+      </w:r>
+    </w:p>
+    <w:p>
+      <w:pPr>
+        <w:spacing w:line="384" w:lineRule="auto" w:after="120"/>
+        <w:jc w:val="both"/>
+      </w:pPr>
+      <w:r>
+        <w:rPr>
+          <w:rFonts w:ascii="Times New Roman" w:hAnsi="Times New Roman" w:eastAsia="Batang"/>
+          <w:sz w:val="22"/>
+        </w:rPr>
+        <w:t xml:space="preserve">a row. An upload still in progress, or one cut off part way and still growing when seen, is therefore not taken for a finished file. The cost is one poll: a file counts at most </w:t>
       </w:r>
       <w:r>
         <w:rPr>
           <w:rFonts w:ascii="Consolas" w:hAnsi="Consolas" w:eastAsia="Consolas"/>
           <w:sz w:val="18"/>
         </w:rPr>
-        <w:t>pickup</w:t>
+        <w:t>poll</w:t>
       </w:r>
       <w:r>
         <w:rPr>
           <w:rFonts w:ascii="Times New Roman" w:hAnsi="Times New Roman" w:eastAsia="Batang"/>
           <w:sz w:val="22"/>
         </w:rPr>
-        <w:t xml:space="preserve"> has not been collected by whoever should take it. Storage uses the </w:t>
+        <w:t xml:space="preserve"> after it appeared, which the schedule's </w:t>
       </w:r>
       <w:r>
         <w:rPr>
           <w:rFonts w:ascii="Consolas" w:hAnsi="Consolas" w:eastAsia="Consolas"/>
           <w:sz w:val="18"/>
         </w:rPr>
-        <w:t>object_store</w:t>
+        <w:t>grace</w:t>
       </w:r>
       <w:r>
         <w:rPr>
           <w:rFonts w:ascii="Times New Roman" w:hAnsi="Times New Roman" w:eastAsia="Batang"/>
           <w:sz w:val="22"/>
         </w:rPr>
-        <w:t xml:space="preserve"> crate for </w:t>
+        <w:t xml:space="preserve"> should cover.</w:t>
+      </w:r>
+    </w:p>
+    <w:p>
+      <w:pPr>
+        <w:pStyle w:val="ListBullet"/>
+        <w:spacing w:line="384" w:lineRule="auto" w:after="120"/>
+      </w:pPr>
+      <w:r>
+        <w:rPr>
+          <w:rFonts w:ascii="Times New Roman" w:hAnsi="Times New Roman" w:eastAsia="Batang"/>
+          <w:sz w:val="22"/>
+        </w:rPr>
+        <w:t>A file counts once. One rewritten under the same name counts again when it settles, and one</w:t>
+      </w:r>
+    </w:p>
+    <w:p>
+      <w:pPr>
+        <w:spacing w:line="384" w:lineRule="auto" w:after="120"/>
+        <w:jc w:val="both"/>
+      </w:pPr>
+      <w:r>
+        <w:rPr>
+          <w:rFonts w:ascii="Times New Roman" w:hAnsi="Times New Roman" w:eastAsia="Batang"/>
+          <w:sz w:val="22"/>
+        </w:rPr>
+        <w:t>removed and uploaded again counts again.</w:t>
+      </w:r>
+    </w:p>
+    <w:p>
+      <w:pPr>
+        <w:pStyle w:val="ListBullet"/>
+        <w:spacing w:line="384" w:lineRule="auto" w:after="120"/>
+      </w:pPr>
+      <w:r>
+        <w:rPr>
+          <w:rFonts w:ascii="Times New Roman" w:hAnsi="Times New Roman" w:eastAsia="Batang"/>
+          <w:sz w:val="22"/>
+        </w:rPr>
+        <w:t>Arrival is when laplace first saw the file, not its modified time. A file uploaded with an</w:t>
+      </w:r>
+    </w:p>
+    <w:p>
+      <w:pPr>
+        <w:spacing w:line="384" w:lineRule="auto" w:after="120"/>
+        <w:jc w:val="both"/>
+      </w:pPr>
+      <w:r>
+        <w:rPr>
+          <w:rFonts w:ascii="Times New Roman" w:hAnsi="Times New Roman" w:eastAsia="Batang"/>
+          <w:sz w:val="22"/>
+        </w:rPr>
+        <w:t>older, preserved time (</w:t>
       </w:r>
       <w:r>
         <w:rPr>
           <w:rFonts w:ascii="Consolas" w:hAnsi="Consolas" w:eastAsia="Consolas"/>
           <w:sz w:val="18"/>
         </w:rPr>
-        <w:t>gs://</w:t>
+        <w:t>put -p</w:t>
       </w:r>
       <w:r>
         <w:rPr>
@@ -2298,14 +2376,149 @@
           <w:rFonts w:ascii="Consolas" w:hAnsi="Consolas" w:eastAsia="Consolas"/>
           <w:sz w:val="18"/>
         </w:rPr>
-        <w:t>abfss://</w:t>
+        <w:t>scp -p</w:t>
       </w:r>
       <w:r>
         <w:rPr>
           <w:rFonts w:ascii="Times New Roman" w:hAnsi="Times New Roman" w:eastAsia="Batang"/>
           <w:sz w:val="22"/>
         </w:rPr>
-        <w:t xml:space="preserve"> and local paths alike.</w:t>
+        <w:t xml:space="preserve">, rsync) still counts, and </w:t>
+      </w:r>
+      <w:r>
+        <w:rPr>
+          <w:rFonts w:ascii="Consolas" w:hAnsi="Consolas" w:eastAsia="Consolas"/>
+          <w:sz w:val="18"/>
+        </w:rPr>
+        <w:t>pickup</w:t>
+      </w:r>
+      <w:r>
+        <w:rPr>
+          <w:rFonts w:ascii="Times New Roman" w:hAnsi="Times New Roman" w:eastAsia="Batang"/>
+          <w:sz w:val="22"/>
+        </w:rPr>
+        <w:t xml:space="preserve"> runs from arrival too.</w:t>
+      </w:r>
+    </w:p>
+    <w:p>
+      <w:pPr>
+        <w:pStyle w:val="ListBullet"/>
+        <w:spacing w:line="384" w:lineRule="auto" w:after="120"/>
+      </w:pPr>
+      <w:r>
+        <w:rPr>
+          <w:rFonts w:ascii="Times New Roman" w:hAnsi="Times New Roman" w:eastAsia="Batang"/>
+          <w:sz w:val="22"/>
+        </w:rPr>
+        <w:t>A file that stays empty is a problem; an upload that starts as an empty file is not.</w:t>
+      </w:r>
+    </w:p>
+    <w:p>
+      <w:pPr>
+        <w:pStyle w:val="ListBullet"/>
+        <w:spacing w:line="384" w:lineRule="auto" w:after="120"/>
+      </w:pPr>
+      <w:r>
+        <w:rPr>
+          <w:rFonts w:ascii="Times New Roman" w:hAnsi="Times New Roman" w:eastAsia="Batang"/>
+          <w:sz w:val="22"/>
+        </w:rPr>
+        <w:t>A flow that ran before files were remembered takes what is in the folder on its first</w:t>
+      </w:r>
+    </w:p>
+    <w:p>
+      <w:pPr>
+        <w:spacing w:line="384" w:lineRule="auto" w:after="120"/>
+        <w:jc w:val="both"/>
+      </w:pPr>
+      <w:r>
+        <w:rPr>
+          <w:rFonts w:ascii="Times New Roman" w:hAnsi="Times New Roman" w:eastAsia="Batang"/>
+          <w:sz w:val="22"/>
+        </w:rPr>
+        <w:t>remembered poll as its starting point, so nothing old is reported as new.</w:t>
+      </w:r>
+    </w:p>
+    <w:p>
+      <w:pPr>
+        <w:spacing w:line="384" w:lineRule="auto" w:after="120"/>
+        <w:jc w:val="both"/>
+      </w:pPr>
+      <w:r>
+        <w:rPr>
+          <w:rFonts w:ascii="Times New Roman" w:hAnsi="Times New Roman" w:eastAsia="Batang"/>
+          <w:sz w:val="22"/>
+        </w:rPr>
+        <w:t xml:space="preserve">Storage uses the </w:t>
+      </w:r>
+      <w:r>
+        <w:rPr>
+          <w:rFonts w:ascii="Consolas" w:hAnsi="Consolas" w:eastAsia="Consolas"/>
+          <w:sz w:val="18"/>
+        </w:rPr>
+        <w:t>object_store</w:t>
+      </w:r>
+      <w:r>
+        <w:rPr>
+          <w:rFonts w:ascii="Times New Roman" w:hAnsi="Times New Roman" w:eastAsia="Batang"/>
+          <w:sz w:val="22"/>
+        </w:rPr>
+        <w:t xml:space="preserve"> crate for </w:t>
+      </w:r>
+      <w:r>
+        <w:rPr>
+          <w:rFonts w:ascii="Consolas" w:hAnsi="Consolas" w:eastAsia="Consolas"/>
+          <w:sz w:val="18"/>
+        </w:rPr>
+        <w:t>gs://</w:t>
+      </w:r>
+      <w:r>
+        <w:rPr>
+          <w:rFonts w:ascii="Times New Roman" w:hAnsi="Times New Roman" w:eastAsia="Batang"/>
+          <w:sz w:val="22"/>
+        </w:rPr>
+        <w:t xml:space="preserve">, </w:t>
+      </w:r>
+      <w:r>
+        <w:rPr>
+          <w:rFonts w:ascii="Consolas" w:hAnsi="Consolas" w:eastAsia="Consolas"/>
+          <w:sz w:val="18"/>
+        </w:rPr>
+        <w:t>abfss://</w:t>
+      </w:r>
+      <w:r>
+        <w:rPr>
+          <w:rFonts w:ascii="Times New Roman" w:hAnsi="Times New Roman" w:eastAsia="Batang"/>
+          <w:sz w:val="22"/>
+        </w:rPr>
+        <w:t xml:space="preserve"> and local paths alike, and keys files by their full path, so files with the same name in different folders stay apart.</w:t>
+      </w:r>
+    </w:p>
+    <w:p>
+      <w:pPr>
+        <w:spacing w:line="384" w:lineRule="auto" w:after="120"/>
+        <w:jc w:val="both"/>
+      </w:pPr>
+      <w:r>
+        <w:rPr>
+          <w:rFonts w:ascii="Times New Roman" w:hAnsi="Times New Roman" w:eastAsia="Batang"/>
+          <w:sz w:val="22"/>
+        </w:rPr>
+        <w:t xml:space="preserve">Watching a folder cannot see a file that arrives and is collected between two polls. The job that does the transfer reporting its own runs covers that; see </w:t>
+      </w:r>
+      <w:r>
+        <w:rPr>
+          <w:rFonts w:ascii="Consolas" w:hAnsi="Consolas" w:eastAsia="Consolas"/>
+          <w:sz w:val="18"/>
+        </w:rPr>
+        <w:t>operations.md</w:t>
+      </w:r>
+      <w:r>
+        <w:rPr>
+          <w:rFonts w:ascii="Times New Roman" w:hAnsi="Times New Roman" w:eastAsia="Batang"/>
+          <w:sz w:val="22"/>
+        </w:rPr>
+        <w:t>, Chapter III, Section 2.</w:t>
       </w:r>
     </w:p>
     <w:p>

--- a/docs/architecture.docx
+++ b/docs/architecture.docx
@@ -49,7 +49,7 @@
           <w:rFonts w:ascii="Times New Roman" w:hAnsi="Times New Roman" w:eastAsia="Batang"/>
           <w:sz w:val="22"/>
         </w:rPr>
-        <w:t xml:space="preserve"> Complete and implemented. Describes version 0.2.0 as built. </w:t>
+        <w:t xml:space="preserve"> Complete and implemented. Describes version 0.2.1 as built. </w:t>
       </w:r>
       <w:r>
         <w:rPr>

--- a/docs/architecture.docx
+++ b/docs/architecture.docx
@@ -2085,6 +2085,43 @@
           </w:p>
         </w:tc>
       </w:tr>
+      <w:tr>
+        <w:tc>
+          <w:tcPr>
+            <w:tcW w:type="dxa" w:w="4702"/>
+          </w:tcPr>
+          <w:p>
+            <w:r>
+              <w:rPr>
+                <w:rFonts w:ascii="Times New Roman" w:hAnsi="Times New Roman" w:eastAsia="Batang"/>
+                <w:sz w:val="22"/>
+              </w:rPr>
+              <w:t>A job cost far more than usual</w:t>
+            </w:r>
+          </w:p>
+        </w:tc>
+        <w:tc>
+          <w:tcPr>
+            <w:tcW w:type="dxa" w:w="4702"/>
+          </w:tcPr>
+          <w:p>
+            <w:r>
+              <w:rPr>
+                <w:rFonts w:ascii="Consolas" w:hAnsi="Consolas" w:eastAsia="Consolas"/>
+                <w:sz w:val="18"/>
+              </w:rPr>
+              <w:t>databricks</w:t>
+            </w:r>
+            <w:r>
+              <w:rPr>
+                <w:rFonts w:ascii="Times New Roman" w:hAnsi="Times New Roman" w:eastAsia="Batang"/>
+                <w:sz w:val="22"/>
+              </w:rPr>
+              <w:t xml:space="preserve"> flows with cost tracking on. Yesterday above double the median of the two weeks before, and at least 1 more</w:t>
+            </w:r>
+          </w:p>
+        </w:tc>
+      </w:tr>
     </w:tbl>
     <w:p/>
     <w:p>
@@ -4208,6 +4245,20 @@
               </w:rPr>
               <w:t>delta_schemas</w:t>
             </w:r>
+            <w:r>
+              <w:rPr>
+                <w:rFonts w:ascii="Times New Roman" w:hAnsi="Times New Roman" w:eastAsia="Batang"/>
+                <w:sz w:val="22"/>
+              </w:rPr>
+              <w:t xml:space="preserve">, </w:t>
+            </w:r>
+            <w:r>
+              <w:rPr>
+                <w:rFonts w:ascii="Consolas" w:hAnsi="Consolas" w:eastAsia="Consolas"/>
+                <w:sz w:val="18"/>
+              </w:rPr>
+              <w:t>file_observations</w:t>
+            </w:r>
           </w:p>
         </w:tc>
         <w:tc>
@@ -4220,7 +4271,37 @@
                 <w:rFonts w:ascii="Times New Roman" w:hAnsi="Times New Roman" w:eastAsia="Batang"/>
                 <w:sz w:val="22"/>
               </w:rPr>
-              <w:t>What SFTP servers and Delta tables looked like last time</w:t>
+              <w:t>What SFTP servers, Delta tables and watched folders looked like last time</w:t>
+            </w:r>
+          </w:p>
+        </w:tc>
+      </w:tr>
+      <w:tr>
+        <w:tc>
+          <w:tcPr>
+            <w:tcW w:type="dxa" w:w="4702"/>
+          </w:tcPr>
+          <w:p>
+            <w:r>
+              <w:rPr>
+                <w:rFonts w:ascii="Consolas" w:hAnsi="Consolas" w:eastAsia="Consolas"/>
+                <w:sz w:val="18"/>
+              </w:rPr>
+              <w:t>job_costs</w:t>
+            </w:r>
+          </w:p>
+        </w:tc>
+        <w:tc>
+          <w:tcPr>
+            <w:tcW w:type="dxa" w:w="4702"/>
+          </w:tcPr>
+          <w:p>
+            <w:r>
+              <w:rPr>
+                <w:rFonts w:ascii="Times New Roman" w:hAnsi="Times New Roman" w:eastAsia="Batang"/>
+                <w:sz w:val="22"/>
+              </w:rPr>
+              <w:t>What each Databricks job cost per day, at list price</w:t>
             </w:r>
           </w:p>
         </w:tc>

--- a/docs/architecture.docx
+++ b/docs/architecture.docx
@@ -49,7 +49,7 @@
           <w:rFonts w:ascii="Times New Roman" w:hAnsi="Times New Roman" w:eastAsia="Batang"/>
           <w:sz w:val="22"/>
         </w:rPr>
-        <w:t xml:space="preserve"> Complete and implemented. Describes version 0.2.1 as built. </w:t>
+        <w:t xml:space="preserve"> Complete and implemented. Describes version 0.3.0 as built. </w:t>
       </w:r>
       <w:r>
         <w:rPr>
